--- a/fuentes/133100_CF11_DU.docx
+++ b/fuentes/133100_CF11_DU.docx
@@ -945,7 +945,7 @@
               </wp:inline>
             </w:drawing>
           </mc:Choice>
-          <mc:Fallback xmlns:pic="http://schemas.openxmlformats.org/drawingml/2006/picture" xmlns:asvg="http://schemas.microsoft.com/office/drawing/2016/SVG/main" xmlns:a="http://schemas.openxmlformats.org/drawingml/2006/main" xmlns:w16sdtfl="http://schemas.microsoft.com/office/word/2024/wordml/sdtformatlock" xmlns:w16du="http://schemas.microsoft.com/office/word/2023/wordml/word16du" xmlns:oel="http://schemas.microsoft.com/office/2019/extlst">
+          <mc:Fallback xmlns:oel="http://schemas.microsoft.com/office/2019/extlst" xmlns:w16du="http://schemas.microsoft.com/office/word/2023/wordml/word16du" xmlns:w16sdtfl="http://schemas.microsoft.com/office/word/2024/wordml/sdtformatlock" xmlns:a="http://schemas.openxmlformats.org/drawingml/2006/main" xmlns:asvg="http://schemas.microsoft.com/office/drawing/2016/SVG/main" xmlns:pic="http://schemas.openxmlformats.org/drawingml/2006/picture">
             <w:pict w14:anchorId="540D3360">
               <v:group id="Group 33746" style="width:501.55pt;height:1.40002pt;mso-position-horizontal-relative:char;mso-position-vertical-relative:line" coordsize="63696,177">
                 <v:shape id="Shape 43668" style="position:absolute;width:63696;height:177;left:0;top:0;" coordsize="6369685,17780" path="m0,0l6369685,0l6369685,17780l0,17780l0,0">
@@ -2400,7 +2400,37 @@
               <w:ind w:left="0" w:firstLine="708"/>
             </w:pPr>
             <w:r>
-              <w:t xml:space="preserve">El video explica los principios y normas que regulan las relaciones entre empleadores, trabajadores y el estado en Colombia, destacando la importancia de proteger los derechos laborales y garantizar la seguridad en el trabajo. </w:t>
+              <w:t>La legislación laboral es el conjunto de principios, acciones y normas que regulan, directa o indirectamente, las relaciones entre empleadores y trabajadores, así como la relación de estos con el Estado.</w:t>
+            </w:r>
+          </w:p>
+          <w:p>
+            <w:pPr>
+              <w:spacing w:after="0" w:line="259" w:lineRule="auto"/>
+              <w:ind w:left="0" w:firstLine="708"/>
+            </w:pPr>
+          </w:p>
+          <w:p>
+            <w:pPr>
+              <w:spacing w:after="0" w:line="259" w:lineRule="auto"/>
+              <w:ind w:left="0" w:firstLine="708"/>
+            </w:pPr>
+            <w:r>
+              <w:t>Su propósito principal es garantizar los derechos fundamentales de los trabajadores y la protección del trabajo. Todo lo anterior tiene como finalidad lograr la paz social, objetivo central del Código Laboral Colombiano.</w:t>
+            </w:r>
+          </w:p>
+          <w:p>
+            <w:pPr>
+              <w:spacing w:after="0" w:line="259" w:lineRule="auto"/>
+              <w:ind w:left="0" w:firstLine="708"/>
+            </w:pPr>
+          </w:p>
+          <w:p>
+            <w:pPr>
+              <w:spacing w:after="0" w:line="259" w:lineRule="auto"/>
+              <w:ind w:left="0" w:firstLine="708"/>
+            </w:pPr>
+            <w:r>
+              <w:t>En este componente se abordará la normatividad requerida para el conocimiento de los beneficios a los empleados en Colombia.</w:t>
             </w:r>
           </w:p>
         </w:tc>
@@ -2412,11 +2442,8 @@
         <w:ind w:left="0" w:firstLine="708"/>
       </w:pPr>
       <w:r>
-        <w:t xml:space="preserve">La legislación laboral es el conjunto de principios, acciones y normas que regulan directa e indirectamente las relaciones entre empleadores y trabajadores, y de estos con el Estado, con el objeto de garantizar los derechos fundamentales de los </w:t>
-      </w:r>
-      <w:r>
         <w:lastRenderedPageBreak/>
-        <w:t>trabajadores y la protección del trabajo. Todo lo anterior tiene el único fin de lograr la paz social, siendo esta la finalidad del código laboral colombiano. (</w:t>
+        <w:t>La legislación laboral es el conjunto de principios, acciones y normas que regulan directa e indirectamente las relaciones entre empleadores y trabajadores, y de estos con el Estado, con el objeto de garantizar los derechos fundamentales de los trabajadores y la protección del trabajo. Todo lo anterior tiene el único fin de lograr la paz social, siendo esta la finalidad del código laboral colombiano. (</w:t>
       </w:r>
       <w:proofErr w:type="spellStart"/>
       <w:r>
@@ -2593,6 +2620,7 @@
         <w:ind w:left="1439"/>
       </w:pPr>
       <w:r>
+        <w:lastRenderedPageBreak/>
         <w:t xml:space="preserve">CONTRATO DE TRABAJO CON DETERMINADOS </w:t>
       </w:r>
     </w:p>
@@ -2629,7 +2657,6 @@
         <w:jc w:val="both"/>
       </w:pPr>
       <w:r>
-        <w:lastRenderedPageBreak/>
         <w:t xml:space="preserve">JORNADA DE TRABAJO </w:t>
       </w:r>
       <w:r>
@@ -2906,31 +2933,13 @@
         <w:ind w:left="1429" w:firstLine="0"/>
       </w:pPr>
       <w:r>
+        <w:lastRenderedPageBreak/>
         <w:t xml:space="preserve"> </w:t>
       </w:r>
-    </w:p>
-    <w:p>
-      <w:pPr>
-        <w:spacing w:after="143" w:line="259" w:lineRule="auto"/>
-        <w:ind w:left="1429" w:firstLine="0"/>
-      </w:pPr>
-    </w:p>
-    <w:p>
-      <w:pPr>
-        <w:spacing w:after="143" w:line="259" w:lineRule="auto"/>
-        <w:ind w:left="1429" w:firstLine="0"/>
-      </w:pPr>
-    </w:p>
-    <w:p>
-      <w:pPr>
-        <w:spacing w:after="145" w:line="259" w:lineRule="auto"/>
-        <w:ind w:left="1439"/>
-      </w:pPr>
       <w:r>
         <w:rPr>
           <w:b/>
         </w:rPr>
-        <w:lastRenderedPageBreak/>
         <w:t xml:space="preserve">TERCERA PARTE </w:t>
       </w:r>
     </w:p>
@@ -17159,7 +17168,7 @@
             </wp:anchor>
           </w:drawing>
         </mc:Choice>
-        <mc:Fallback xmlns:a="http://schemas.openxmlformats.org/drawingml/2006/main" xmlns:w16sdtfl="http://schemas.microsoft.com/office/word/2024/wordml/sdtformatlock" xmlns:w16du="http://schemas.microsoft.com/office/word/2023/wordml/word16du" xmlns:oel="http://schemas.microsoft.com/office/2019/extlst">
+        <mc:Fallback xmlns:oel="http://schemas.microsoft.com/office/2019/extlst" xmlns:w16du="http://schemas.microsoft.com/office/word/2023/wordml/word16du" xmlns:w16sdtfl="http://schemas.microsoft.com/office/word/2024/wordml/sdtformatlock" xmlns:a="http://schemas.openxmlformats.org/drawingml/2006/main">
           <w:pict w14:anchorId="6AD5350B">
             <v:group id="Group 42148" style="width:43.9237pt;height:42.8402pt;position:absolute;mso-position-horizontal-relative:page;mso-position-horizontal:absolute;margin-left:545.075pt;mso-position-vertical-relative:page;margin-top:22.2937pt;" coordsize="5578,5440">
               <v:shape id="Shape 42149" style="position:absolute;width:1199;height:1206;left:2203;top:0;" coordsize="119930,120683" path="m59965,0c93008,0,119930,27109,119930,60342c119930,93584,93008,120683,59965,120683c26932,120683,0,93584,0,60341c0,27109,26953,0,59965,0x">
@@ -18135,7 +18144,7 @@
             </wp:anchor>
           </w:drawing>
         </mc:Choice>
-        <mc:Fallback xmlns:a="http://schemas.openxmlformats.org/drawingml/2006/main" xmlns:w16sdtfl="http://schemas.microsoft.com/office/word/2024/wordml/sdtformatlock" xmlns:w16du="http://schemas.microsoft.com/office/word/2023/wordml/word16du" xmlns:oel="http://schemas.microsoft.com/office/2019/extlst">
+        <mc:Fallback xmlns:oel="http://schemas.microsoft.com/office/2019/extlst" xmlns:w16du="http://schemas.microsoft.com/office/word/2023/wordml/word16du" xmlns:w16sdtfl="http://schemas.microsoft.com/office/word/2024/wordml/sdtformatlock" xmlns:a="http://schemas.openxmlformats.org/drawingml/2006/main">
           <w:pict w14:anchorId="4B417A14">
             <v:group id="Group 42114" style="width:43.9237pt;height:42.8402pt;position:absolute;mso-position-horizontal-relative:page;mso-position-horizontal:absolute;margin-left:545.075pt;mso-position-vertical-relative:page;margin-top:22.2937pt;" coordsize="5578,5440">
               <v:shape id="Shape 42115" style="position:absolute;width:1199;height:1206;left:2203;top:0;" coordsize="119930,120683" path="m59965,0c93008,0,119930,27109,119930,60342c119930,93584,93008,120683,59965,120683c26932,120683,0,93584,0,60341c0,27109,26953,0,59965,0x">
@@ -19123,7 +19132,7 @@
             </wp:anchor>
           </w:drawing>
         </mc:Choice>
-        <mc:Fallback xmlns:a="http://schemas.openxmlformats.org/drawingml/2006/main" xmlns:w16sdtfl="http://schemas.microsoft.com/office/word/2024/wordml/sdtformatlock" xmlns:w16du="http://schemas.microsoft.com/office/word/2023/wordml/word16du" xmlns:oel="http://schemas.microsoft.com/office/2019/extlst">
+        <mc:Fallback xmlns:oel="http://schemas.microsoft.com/office/2019/extlst" xmlns:w16du="http://schemas.microsoft.com/office/word/2023/wordml/word16du" xmlns:w16sdtfl="http://schemas.microsoft.com/office/word/2024/wordml/sdtformatlock" xmlns:a="http://schemas.openxmlformats.org/drawingml/2006/main">
           <w:pict w14:anchorId="2F2642B9">
             <v:group id="Group 42084" style="width:43.9237pt;height:42.8402pt;position:absolute;mso-position-horizontal-relative:page;mso-position-horizontal:absolute;margin-left:545.075pt;mso-position-vertical-relative:page;margin-top:22.2937pt;" coordsize="5578,5440">
               <v:shape id="Shape 42085" style="position:absolute;width:1199;height:1206;left:2203;top:0;" coordsize="119930,120683" path="m59965,0c93008,0,119930,27109,119930,60342c119930,93584,93008,120683,59965,120683c26932,120683,0,93584,0,60341c0,27109,26953,0,59965,0x">
@@ -20099,7 +20108,7 @@
             </wp:anchor>
           </w:drawing>
         </mc:Choice>
-        <mc:Fallback xmlns:a="http://schemas.openxmlformats.org/drawingml/2006/main" xmlns:w16sdtfl="http://schemas.microsoft.com/office/word/2024/wordml/sdtformatlock" xmlns:w16du="http://schemas.microsoft.com/office/word/2023/wordml/word16du" xmlns:oel="http://schemas.microsoft.com/office/2019/extlst">
+        <mc:Fallback xmlns:oel="http://schemas.microsoft.com/office/2019/extlst" xmlns:w16du="http://schemas.microsoft.com/office/word/2023/wordml/word16du" xmlns:w16sdtfl="http://schemas.microsoft.com/office/word/2024/wordml/sdtformatlock" xmlns:a="http://schemas.openxmlformats.org/drawingml/2006/main">
           <w:pict w14:anchorId="68CA3D69">
             <v:group id="Group 42338" style="width:43.9237pt;height:42.8402pt;position:absolute;mso-position-horizontal-relative:page;mso-position-horizontal:absolute;margin-left:545.075pt;mso-position-vertical-relative:page;margin-top:22.2937pt;" coordsize="5578,5440">
               <v:shape id="Shape 42339" style="position:absolute;width:1199;height:1206;left:2203;top:0;" coordsize="119930,120683" path="m59965,0c93008,0,119930,27109,119930,60342c119930,93584,93008,120683,59965,120683c26932,120683,0,93584,0,60341c0,27109,26953,0,59965,0x">
@@ -21075,7 +21084,7 @@
             </wp:anchor>
           </w:drawing>
         </mc:Choice>
-        <mc:Fallback xmlns:a="http://schemas.openxmlformats.org/drawingml/2006/main" xmlns:w16sdtfl="http://schemas.microsoft.com/office/word/2024/wordml/sdtformatlock" xmlns:w16du="http://schemas.microsoft.com/office/word/2023/wordml/word16du" xmlns:oel="http://schemas.microsoft.com/office/2019/extlst">
+        <mc:Fallback xmlns:oel="http://schemas.microsoft.com/office/2019/extlst" xmlns:w16du="http://schemas.microsoft.com/office/word/2023/wordml/word16du" xmlns:w16sdtfl="http://schemas.microsoft.com/office/word/2024/wordml/sdtformatlock" xmlns:a="http://schemas.openxmlformats.org/drawingml/2006/main">
           <w:pict w14:anchorId="40AC4578">
             <v:group id="Group 42308" style="width:43.9237pt;height:42.8402pt;position:absolute;mso-position-horizontal-relative:page;mso-position-horizontal:absolute;margin-left:545.075pt;mso-position-vertical-relative:page;margin-top:22.2937pt;" coordsize="5578,5440">
               <v:shape id="Shape 42309" style="position:absolute;width:1199;height:1206;left:2203;top:0;" coordsize="119930,120683" path="m59965,0c93008,0,119930,27109,119930,60342c119930,93584,93008,120683,59965,120683c26932,120683,0,93584,0,60341c0,27109,26953,0,59965,0x">
@@ -22051,7 +22060,7 @@
             </wp:anchor>
           </w:drawing>
         </mc:Choice>
-        <mc:Fallback xmlns:a="http://schemas.openxmlformats.org/drawingml/2006/main" xmlns:w16sdtfl="http://schemas.microsoft.com/office/word/2024/wordml/sdtformatlock" xmlns:w16du="http://schemas.microsoft.com/office/word/2023/wordml/word16du" xmlns:oel="http://schemas.microsoft.com/office/2019/extlst">
+        <mc:Fallback xmlns:oel="http://schemas.microsoft.com/office/2019/extlst" xmlns:w16du="http://schemas.microsoft.com/office/word/2023/wordml/word16du" xmlns:w16sdtfl="http://schemas.microsoft.com/office/word/2024/wordml/sdtformatlock" xmlns:a="http://schemas.openxmlformats.org/drawingml/2006/main">
           <w:pict w14:anchorId="7D9802B9">
             <v:group id="Group 42278" style="width:43.9237pt;height:42.8402pt;position:absolute;mso-position-horizontal-relative:page;mso-position-horizontal:absolute;margin-left:545.075pt;mso-position-vertical-relative:page;margin-top:22.2937pt;" coordsize="5578,5440">
               <v:shape id="Shape 42279" style="position:absolute;width:1199;height:1206;left:2203;top:0;" coordsize="119930,120683" path="m59965,0c93008,0,119930,27109,119930,60342c119930,93584,93008,120683,59965,120683c26932,120683,0,93584,0,60341c0,27109,26953,0,59965,0x">
